--- a/FTCOES-264 Pacto Pedagógico Front end II.docx
+++ b/FTCOES-264 Pacto Pedagógico Front end II.docx
@@ -598,7 +598,7 @@
                 <w:b/>
                 <w:bCs/>
               </w:rPr>
-              <w:t>Tarde</w:t>
+              <w:t>noche</w:t>
             </w:r>
           </w:p>
         </w:tc>
@@ -645,7 +645,7 @@
                 <w:b/>
                 <w:bCs/>
               </w:rPr>
-              <w:t>1</w:t>
+              <w:t>6</w:t>
             </w:r>
             <w:r>
               <w:rPr>
@@ -661,7 +661,7 @@
                 <w:b/>
                 <w:bCs/>
               </w:rPr>
-              <w:t>3</w:t>
+              <w:t>15</w:t>
             </w:r>
             <w:r>
               <w:rPr>
@@ -669,7 +669,7 @@
                 <w:b/>
                 <w:bCs/>
               </w:rPr>
-              <w:t xml:space="preserve">0 pm - </w:t>
+              <w:t xml:space="preserve"> </w:t>
             </w:r>
             <w:r>
               <w:rPr>
@@ -677,7 +677,7 @@
                 <w:b/>
                 <w:bCs/>
               </w:rPr>
-              <w:t>5</w:t>
+              <w:t>pm</w:t>
             </w:r>
             <w:r>
               <w:rPr>
@@ -685,31 +685,7 @@
                 <w:b/>
                 <w:bCs/>
               </w:rPr>
-              <w:t>:</w:t>
-            </w:r>
-            <w:r>
-              <w:rPr>
-                <w:rFonts w:ascii="Arial" w:hAnsi="Arial" w:cs="Arial"/>
-                <w:b/>
-                <w:bCs/>
-              </w:rPr>
-              <w:t>15</w:t>
-            </w:r>
-            <w:r>
-              <w:rPr>
-                <w:rFonts w:ascii="Arial" w:hAnsi="Arial" w:cs="Arial"/>
-                <w:b/>
-                <w:bCs/>
-              </w:rPr>
-              <w:t xml:space="preserve"> </w:t>
-            </w:r>
-            <w:r>
-              <w:rPr>
-                <w:rFonts w:ascii="Arial" w:hAnsi="Arial" w:cs="Arial"/>
-                <w:b/>
-                <w:bCs/>
-              </w:rPr>
-              <w:t>pm</w:t>
+              <w:t xml:space="preserve"> – 9:20</w:t>
             </w:r>
           </w:p>
         </w:tc>
@@ -2029,6 +2005,35 @@
           <w:t>syosa@cesde.net</w:t>
         </w:r>
       </w:hyperlink>
+      <w:r>
+        <w:t xml:space="preserve"> </w:t>
+      </w:r>
+      <w:r>
+        <w:rPr>
+          <w:rFonts w:ascii="Arial" w:hAnsi="Arial" w:cs="Arial"/>
+          <w:sz w:val="22"/>
+          <w:szCs w:val="22"/>
+        </w:rPr>
+        <w:t xml:space="preserve">y el grupo de </w:t>
+      </w:r>
+      <w:proofErr w:type="spellStart"/>
+      <w:r>
+        <w:rPr>
+          <w:rFonts w:ascii="Arial" w:hAnsi="Arial" w:cs="Arial"/>
+          <w:sz w:val="22"/>
+          <w:szCs w:val="22"/>
+        </w:rPr>
+        <w:t>discord</w:t>
+      </w:r>
+      <w:proofErr w:type="spellEnd"/>
+      <w:r>
+        <w:rPr>
+          <w:rFonts w:ascii="Arial" w:hAnsi="Arial" w:cs="Arial"/>
+          <w:sz w:val="22"/>
+          <w:szCs w:val="22"/>
+        </w:rPr>
+        <w:t>.</w:t>
+      </w:r>
     </w:p>
     <w:p>
       <w:pPr>
@@ -2052,7 +2057,7 @@
           <w:sz w:val="22"/>
           <w:szCs w:val="22"/>
         </w:rPr>
-        <w:t>No se permite el consumo de alimentos</w:t>
+        <w:t xml:space="preserve">Descanso de </w:t>
       </w:r>
       <w:r>
         <w:rPr>
@@ -2060,7 +2065,71 @@
           <w:sz w:val="22"/>
           <w:szCs w:val="22"/>
         </w:rPr>
-        <w:t>.</w:t>
+        <w:t>3</w:t>
+      </w:r>
+      <w:r>
+        <w:rPr>
+          <w:rFonts w:ascii="Arial" w:hAnsi="Arial" w:cs="Arial"/>
+          <w:sz w:val="22"/>
+          <w:szCs w:val="22"/>
+        </w:rPr>
+        <w:t>0 minutos</w:t>
+      </w:r>
+      <w:r>
+        <w:rPr>
+          <w:rFonts w:ascii="Arial" w:hAnsi="Arial" w:cs="Arial"/>
+          <w:sz w:val="22"/>
+          <w:szCs w:val="22"/>
+        </w:rPr>
+        <w:t xml:space="preserve">, pactado a las </w:t>
+      </w:r>
+      <w:r>
+        <w:rPr>
+          <w:rFonts w:ascii="Arial" w:hAnsi="Arial" w:cs="Arial"/>
+          <w:sz w:val="22"/>
+          <w:szCs w:val="22"/>
+        </w:rPr>
+        <w:t>8</w:t>
+      </w:r>
+      <w:r>
+        <w:rPr>
+          <w:rFonts w:ascii="Arial" w:hAnsi="Arial" w:cs="Arial"/>
+          <w:sz w:val="22"/>
+          <w:szCs w:val="22"/>
+        </w:rPr>
+        <w:t>:</w:t>
+      </w:r>
+      <w:r>
+        <w:rPr>
+          <w:rFonts w:ascii="Arial" w:hAnsi="Arial" w:cs="Arial"/>
+          <w:sz w:val="22"/>
+          <w:szCs w:val="22"/>
+        </w:rPr>
+        <w:t>0</w:t>
+      </w:r>
+      <w:r>
+        <w:rPr>
+          <w:rFonts w:ascii="Arial" w:hAnsi="Arial" w:cs="Arial"/>
+          <w:sz w:val="22"/>
+          <w:szCs w:val="22"/>
+        </w:rPr>
+        <w:t xml:space="preserve">0 </w:t>
+      </w:r>
+      <w:r>
+        <w:rPr>
+          <w:rFonts w:ascii="Arial" w:hAnsi="Arial" w:cs="Arial"/>
+          <w:sz w:val="22"/>
+          <w:szCs w:val="22"/>
+        </w:rPr>
+        <w:t>p</w:t>
+      </w:r>
+      <w:r>
+        <w:rPr>
+          <w:rFonts w:ascii="Arial" w:hAnsi="Arial" w:cs="Arial"/>
+          <w:sz w:val="22"/>
+          <w:szCs w:val="22"/>
+        </w:rPr>
+        <w:t>m.</w:t>
       </w:r>
     </w:p>
     <w:p>
@@ -2085,63 +2154,7 @@
           <w:sz w:val="22"/>
           <w:szCs w:val="22"/>
         </w:rPr>
-        <w:t xml:space="preserve">Descanso de </w:t>
-      </w:r>
-      <w:r>
-        <w:rPr>
-          <w:rFonts w:ascii="Arial" w:hAnsi="Arial" w:cs="Arial"/>
-          <w:sz w:val="22"/>
-          <w:szCs w:val="22"/>
-        </w:rPr>
-        <w:t>3</w:t>
-      </w:r>
-      <w:r>
-        <w:rPr>
-          <w:rFonts w:ascii="Arial" w:hAnsi="Arial" w:cs="Arial"/>
-          <w:sz w:val="22"/>
-          <w:szCs w:val="22"/>
-        </w:rPr>
-        <w:t>0 minutos</w:t>
-      </w:r>
-      <w:r>
-        <w:rPr>
-          <w:rFonts w:ascii="Arial" w:hAnsi="Arial" w:cs="Arial"/>
-          <w:sz w:val="22"/>
-          <w:szCs w:val="22"/>
-        </w:rPr>
-        <w:t xml:space="preserve">, pactado a las </w:t>
-      </w:r>
-      <w:r>
-        <w:rPr>
-          <w:rFonts w:ascii="Arial" w:hAnsi="Arial" w:cs="Arial"/>
-          <w:sz w:val="22"/>
-          <w:szCs w:val="22"/>
-        </w:rPr>
-        <w:t>3:3</w:t>
-      </w:r>
-      <w:r>
-        <w:rPr>
-          <w:rFonts w:ascii="Arial" w:hAnsi="Arial" w:cs="Arial"/>
-          <w:sz w:val="22"/>
-          <w:szCs w:val="22"/>
-        </w:rPr>
-        <w:t xml:space="preserve">0 </w:t>
-      </w:r>
-      <w:r>
-        <w:rPr>
-          <w:rFonts w:ascii="Arial" w:hAnsi="Arial" w:cs="Arial"/>
-          <w:sz w:val="22"/>
-          <w:szCs w:val="22"/>
-        </w:rPr>
-        <w:t>p</w:t>
-      </w:r>
-      <w:r>
-        <w:rPr>
-          <w:rFonts w:ascii="Arial" w:hAnsi="Arial" w:cs="Arial"/>
-          <w:sz w:val="22"/>
-          <w:szCs w:val="22"/>
-        </w:rPr>
-        <w:t>m.</w:t>
+        <w:t>Los estudiantes comprenden y se comprometen a cumplir el pacto pedagógico.</w:t>
       </w:r>
     </w:p>
     <w:p>
@@ -2166,7 +2179,55 @@
           <w:sz w:val="22"/>
           <w:szCs w:val="22"/>
         </w:rPr>
-        <w:t>Los estudiantes comprenden y se comprometen a cumplir el pacto pedagógico.</w:t>
+        <w:t>Los cursos platzi a realizar serán</w:t>
+      </w:r>
+      <w:r>
+        <w:rPr>
+          <w:rFonts w:ascii="Arial" w:hAnsi="Arial" w:cs="Arial"/>
+          <w:sz w:val="22"/>
+          <w:szCs w:val="22"/>
+        </w:rPr>
+        <w:t xml:space="preserve"> </w:t>
+      </w:r>
+      <w:r>
+        <w:rPr>
+          <w:rFonts w:ascii="Arial" w:hAnsi="Arial" w:cs="Arial"/>
+          <w:sz w:val="22"/>
+          <w:szCs w:val="22"/>
+        </w:rPr>
+        <w:t>3</w:t>
+      </w:r>
+      <w:r>
+        <w:rPr>
+          <w:rFonts w:ascii="Arial" w:hAnsi="Arial" w:cs="Arial"/>
+          <w:sz w:val="22"/>
+          <w:szCs w:val="22"/>
+        </w:rPr>
+        <w:t xml:space="preserve">, </w:t>
+      </w:r>
+      <w:r>
+        <w:rPr>
+          <w:rFonts w:ascii="Arial" w:hAnsi="Arial" w:cs="Arial"/>
+          <w:sz w:val="22"/>
+          <w:szCs w:val="22"/>
+        </w:rPr>
+        <w:t>uno para cada momento,</w:t>
+      </w:r>
+      <w:r>
+        <w:rPr>
+          <w:rFonts w:ascii="Arial" w:hAnsi="Arial" w:cs="Arial"/>
+          <w:sz w:val="22"/>
+          <w:szCs w:val="22"/>
+        </w:rPr>
+        <w:t xml:space="preserve"> </w:t>
+      </w:r>
+      <w:r>
+        <w:rPr>
+          <w:rFonts w:ascii="Arial" w:hAnsi="Arial" w:cs="Arial"/>
+          <w:sz w:val="22"/>
+          <w:szCs w:val="22"/>
+        </w:rPr>
+        <w:t>de la siguiente ruta</w:t>
       </w:r>
     </w:p>
     <w:p>
@@ -2185,30 +2246,6 @@
           <w:szCs w:val="22"/>
         </w:rPr>
       </w:pPr>
-      <w:r>
-        <w:rPr>
-          <w:rFonts w:ascii="Arial" w:hAnsi="Arial" w:cs="Arial"/>
-          <w:sz w:val="22"/>
-          <w:szCs w:val="22"/>
-        </w:rPr>
-        <w:t>Los cursos platzi a realizar serán</w:t>
-      </w:r>
-      <w:r>
-        <w:rPr>
-          <w:rFonts w:ascii="Arial" w:hAnsi="Arial" w:cs="Arial"/>
-          <w:sz w:val="22"/>
-          <w:szCs w:val="22"/>
-        </w:rPr>
-        <w:t xml:space="preserve"> 2, de la siguiente ruta</w:t>
-      </w:r>
-      <w:r>
-        <w:rPr>
-          <w:rFonts w:ascii="Arial" w:hAnsi="Arial" w:cs="Arial"/>
-          <w:sz w:val="22"/>
-          <w:szCs w:val="22"/>
-        </w:rPr>
-        <w:t>:</w:t>
-      </w:r>
     </w:p>
     <w:p>
       <w:pPr>
@@ -2222,12 +2259,493 @@
         <w:jc w:val="both"/>
         <w:rPr>
           <w:rFonts w:ascii="Arial" w:hAnsi="Arial" w:cs="Arial"/>
+          <w:sz w:val="22"/>
+          <w:szCs w:val="22"/>
+        </w:rPr>
+      </w:pPr>
+      <w:r>
+        <w:rPr>
+          <w:rFonts w:ascii="Arial" w:hAnsi="Arial" w:cs="Arial"/>
+          <w:sz w:val="22"/>
+          <w:szCs w:val="22"/>
+        </w:rPr>
+        <w:t>Momento1</w:t>
+      </w:r>
+    </w:p>
+    <w:p>
+      <w:pPr>
+        <w:pBdr>
+          <w:top w:val="single" w:sz="4" w:space="1" w:color="auto"/>
+          <w:left w:val="single" w:sz="4" w:space="0" w:color="auto"/>
+          <w:bottom w:val="single" w:sz="4" w:space="1" w:color="auto"/>
+          <w:right w:val="single" w:sz="4" w:space="4" w:color="auto"/>
+        </w:pBdr>
+        <w:spacing w:line="276" w:lineRule="auto"/>
+        <w:jc w:val="both"/>
+        <w:rPr>
+          <w:rFonts w:ascii="Arial" w:hAnsi="Arial" w:cs="Arial"/>
+          <w:sz w:val="22"/>
+          <w:szCs w:val="22"/>
+        </w:rPr>
+      </w:pPr>
+      <w:r>
+        <w:rPr>
+          <w:rFonts w:ascii="Arial" w:hAnsi="Arial" w:cs="Arial"/>
+          <w:sz w:val="22"/>
+          <w:szCs w:val="22"/>
+        </w:rPr>
+        <w:t>Curso de Fundamentos de SEO y Posicionamiento Web</w:t>
+      </w:r>
+      <w:r>
+        <w:rPr>
+          <w:rFonts w:ascii="Arial" w:hAnsi="Arial" w:cs="Arial"/>
+          <w:sz w:val="22"/>
+          <w:szCs w:val="22"/>
+        </w:rPr>
+        <w:tab/>
+      </w:r>
+    </w:p>
+    <w:p>
+      <w:pPr>
+        <w:pBdr>
+          <w:top w:val="single" w:sz="4" w:space="1" w:color="auto"/>
+          <w:left w:val="single" w:sz="4" w:space="0" w:color="auto"/>
+          <w:bottom w:val="single" w:sz="4" w:space="1" w:color="auto"/>
+          <w:right w:val="single" w:sz="4" w:space="4" w:color="auto"/>
+        </w:pBdr>
+        <w:spacing w:line="276" w:lineRule="auto"/>
+        <w:jc w:val="both"/>
+        <w:rPr>
+          <w:rFonts w:ascii="Arial" w:hAnsi="Arial" w:cs="Arial"/>
+          <w:sz w:val="22"/>
+          <w:szCs w:val="22"/>
+        </w:rPr>
+      </w:pPr>
+      <w:hyperlink r:id="rId14" w:history="1">
+        <w:r>
+          <w:rPr>
+            <w:rStyle w:val="Hipervnculo"/>
+            <w:rFonts w:ascii="Arial" w:hAnsi="Arial" w:cs="Arial"/>
+            <w:sz w:val="22"/>
+            <w:szCs w:val="22"/>
+          </w:rPr>
+          <w:t>https://platzi.com/curso</w:t>
+        </w:r>
+        <w:r>
+          <w:rPr>
+            <w:rStyle w:val="Hipervnculo"/>
+            <w:rFonts w:ascii="Arial" w:hAnsi="Arial" w:cs="Arial"/>
+            <w:sz w:val="22"/>
+            <w:szCs w:val="22"/>
+          </w:rPr>
+          <w:t>s</w:t>
+        </w:r>
+        <w:r>
+          <w:rPr>
+            <w:rStyle w:val="Hipervnculo"/>
+            <w:rFonts w:ascii="Arial" w:hAnsi="Arial" w:cs="Arial"/>
+            <w:sz w:val="22"/>
+            <w:szCs w:val="22"/>
+          </w:rPr>
+          <w:t>/seo/</w:t>
+        </w:r>
+      </w:hyperlink>
+    </w:p>
+    <w:p>
+      <w:pPr>
+        <w:pBdr>
+          <w:top w:val="single" w:sz="4" w:space="1" w:color="auto"/>
+          <w:left w:val="single" w:sz="4" w:space="0" w:color="auto"/>
+          <w:bottom w:val="single" w:sz="4" w:space="1" w:color="auto"/>
+          <w:right w:val="single" w:sz="4" w:space="4" w:color="auto"/>
+        </w:pBdr>
+        <w:spacing w:line="276" w:lineRule="auto"/>
+        <w:jc w:val="both"/>
+        <w:rPr>
+          <w:rFonts w:ascii="Arial" w:hAnsi="Arial" w:cs="Arial"/>
+          <w:sz w:val="22"/>
+          <w:szCs w:val="22"/>
+        </w:rPr>
+      </w:pPr>
+    </w:p>
+    <w:p>
+      <w:pPr>
+        <w:pBdr>
+          <w:top w:val="single" w:sz="4" w:space="1" w:color="auto"/>
+          <w:left w:val="single" w:sz="4" w:space="0" w:color="auto"/>
+          <w:bottom w:val="single" w:sz="4" w:space="1" w:color="auto"/>
+          <w:right w:val="single" w:sz="4" w:space="4" w:color="auto"/>
+        </w:pBdr>
+        <w:spacing w:line="276" w:lineRule="auto"/>
+        <w:jc w:val="both"/>
+        <w:rPr>
+          <w:rFonts w:ascii="Arial" w:hAnsi="Arial" w:cs="Arial"/>
+          <w:sz w:val="22"/>
+          <w:szCs w:val="22"/>
+        </w:rPr>
+      </w:pPr>
+      <w:r>
+        <w:rPr>
+          <w:rFonts w:ascii="Arial" w:hAnsi="Arial" w:cs="Arial"/>
+          <w:sz w:val="22"/>
+          <w:szCs w:val="22"/>
+        </w:rPr>
+        <w:t>Momento</w:t>
+      </w:r>
+      <w:r>
+        <w:rPr>
+          <w:rFonts w:ascii="Arial" w:hAnsi="Arial" w:cs="Arial"/>
+          <w:sz w:val="22"/>
+          <w:szCs w:val="22"/>
+        </w:rPr>
+        <w:t>2</w:t>
+      </w:r>
+    </w:p>
+    <w:p>
+      <w:pPr>
+        <w:pBdr>
+          <w:top w:val="single" w:sz="4" w:space="1" w:color="auto"/>
+          <w:left w:val="single" w:sz="4" w:space="0" w:color="auto"/>
+          <w:bottom w:val="single" w:sz="4" w:space="1" w:color="auto"/>
+          <w:right w:val="single" w:sz="4" w:space="4" w:color="auto"/>
+        </w:pBdr>
+        <w:spacing w:line="276" w:lineRule="auto"/>
+        <w:jc w:val="both"/>
+        <w:rPr>
+          <w:rFonts w:ascii="Arial" w:hAnsi="Arial" w:cs="Arial"/>
+          <w:sz w:val="22"/>
+          <w:szCs w:val="22"/>
+        </w:rPr>
+      </w:pPr>
+      <w:r>
+        <w:rPr>
+          <w:rFonts w:ascii="Arial" w:hAnsi="Arial" w:cs="Arial"/>
+          <w:sz w:val="22"/>
+          <w:szCs w:val="22"/>
+        </w:rPr>
+        <w:t>Curso de Accesibilidad Web</w:t>
+      </w:r>
+      <w:r>
+        <w:rPr>
+          <w:rFonts w:ascii="Arial" w:hAnsi="Arial" w:cs="Arial"/>
+          <w:sz w:val="22"/>
+          <w:szCs w:val="22"/>
+        </w:rPr>
+        <w:tab/>
+      </w:r>
+    </w:p>
+    <w:p>
+      <w:pPr>
+        <w:pBdr>
+          <w:top w:val="single" w:sz="4" w:space="1" w:color="auto"/>
+          <w:left w:val="single" w:sz="4" w:space="0" w:color="auto"/>
+          <w:bottom w:val="single" w:sz="4" w:space="1" w:color="auto"/>
+          <w:right w:val="single" w:sz="4" w:space="4" w:color="auto"/>
+        </w:pBdr>
+        <w:spacing w:line="276" w:lineRule="auto"/>
+        <w:jc w:val="both"/>
+        <w:rPr>
+          <w:rFonts w:ascii="Arial" w:hAnsi="Arial" w:cs="Arial"/>
+          <w:sz w:val="22"/>
+          <w:szCs w:val="22"/>
+        </w:rPr>
+      </w:pPr>
+      <w:hyperlink r:id="rId15" w:history="1">
+        <w:r>
+          <w:rPr>
+            <w:rStyle w:val="Hipervnculo"/>
+            <w:rFonts w:ascii="Arial" w:hAnsi="Arial" w:cs="Arial"/>
+            <w:sz w:val="22"/>
+            <w:szCs w:val="22"/>
+          </w:rPr>
+          <w:t>https://platzi.com/cursos/accesibilidad</w:t>
+        </w:r>
+        <w:r>
+          <w:rPr>
+            <w:rStyle w:val="Hipervnculo"/>
+            <w:rFonts w:ascii="Arial" w:hAnsi="Arial" w:cs="Arial"/>
+            <w:sz w:val="22"/>
+            <w:szCs w:val="22"/>
+          </w:rPr>
+          <w:t>-</w:t>
+        </w:r>
+        <w:r>
+          <w:rPr>
+            <w:rStyle w:val="Hipervnculo"/>
+            <w:rFonts w:ascii="Arial" w:hAnsi="Arial" w:cs="Arial"/>
+            <w:sz w:val="22"/>
+            <w:szCs w:val="22"/>
+          </w:rPr>
+          <w:t>web/</w:t>
+        </w:r>
+      </w:hyperlink>
+    </w:p>
+    <w:p>
+      <w:pPr>
+        <w:pBdr>
+          <w:top w:val="single" w:sz="4" w:space="1" w:color="auto"/>
+          <w:left w:val="single" w:sz="4" w:space="0" w:color="auto"/>
+          <w:bottom w:val="single" w:sz="4" w:space="1" w:color="auto"/>
+          <w:right w:val="single" w:sz="4" w:space="4" w:color="auto"/>
+        </w:pBdr>
+        <w:spacing w:line="276" w:lineRule="auto"/>
+        <w:jc w:val="both"/>
+        <w:rPr>
+          <w:rFonts w:ascii="Arial" w:hAnsi="Arial" w:cs="Arial"/>
+          <w:sz w:val="22"/>
+          <w:szCs w:val="22"/>
+        </w:rPr>
+      </w:pPr>
+    </w:p>
+    <w:p>
+      <w:pPr>
+        <w:pBdr>
+          <w:top w:val="single" w:sz="4" w:space="1" w:color="auto"/>
+          <w:left w:val="single" w:sz="4" w:space="0" w:color="auto"/>
+          <w:bottom w:val="single" w:sz="4" w:space="1" w:color="auto"/>
+          <w:right w:val="single" w:sz="4" w:space="4" w:color="auto"/>
+        </w:pBdr>
+        <w:spacing w:line="276" w:lineRule="auto"/>
+        <w:jc w:val="both"/>
+        <w:rPr>
+          <w:rFonts w:ascii="Arial" w:hAnsi="Arial" w:cs="Arial"/>
+          <w:sz w:val="22"/>
+          <w:szCs w:val="22"/>
+        </w:rPr>
+      </w:pPr>
+      <w:r>
+        <w:rPr>
+          <w:rFonts w:ascii="Arial" w:hAnsi="Arial" w:cs="Arial"/>
+          <w:sz w:val="22"/>
+          <w:szCs w:val="22"/>
+        </w:rPr>
+        <w:t>Momento</w:t>
+      </w:r>
+      <w:r>
+        <w:rPr>
+          <w:rFonts w:ascii="Arial" w:hAnsi="Arial" w:cs="Arial"/>
+          <w:sz w:val="22"/>
+          <w:szCs w:val="22"/>
+        </w:rPr>
+        <w:t>3</w:t>
+      </w:r>
+    </w:p>
+    <w:p>
+      <w:pPr>
+        <w:pBdr>
+          <w:top w:val="single" w:sz="4" w:space="1" w:color="auto"/>
+          <w:left w:val="single" w:sz="4" w:space="0" w:color="auto"/>
+          <w:bottom w:val="single" w:sz="4" w:space="1" w:color="auto"/>
+          <w:right w:val="single" w:sz="4" w:space="4" w:color="auto"/>
+        </w:pBdr>
+        <w:spacing w:line="276" w:lineRule="auto"/>
+        <w:jc w:val="both"/>
+        <w:rPr>
+          <w:rFonts w:ascii="Arial" w:hAnsi="Arial" w:cs="Arial"/>
+          <w:sz w:val="22"/>
+          <w:szCs w:val="22"/>
+        </w:rPr>
+      </w:pPr>
+      <w:r>
+        <w:rPr>
+          <w:rFonts w:ascii="Arial" w:hAnsi="Arial" w:cs="Arial"/>
+          <w:sz w:val="22"/>
+          <w:szCs w:val="22"/>
+        </w:rPr>
+        <w:t>Curso de Optimización Web</w:t>
+      </w:r>
+      <w:r>
+        <w:rPr>
+          <w:rFonts w:ascii="Arial" w:hAnsi="Arial" w:cs="Arial"/>
+          <w:sz w:val="22"/>
+          <w:szCs w:val="22"/>
+        </w:rPr>
+        <w:tab/>
+      </w:r>
+    </w:p>
+    <w:p>
+      <w:pPr>
+        <w:pBdr>
+          <w:top w:val="single" w:sz="4" w:space="1" w:color="auto"/>
+          <w:left w:val="single" w:sz="4" w:space="0" w:color="auto"/>
+          <w:bottom w:val="single" w:sz="4" w:space="1" w:color="auto"/>
+          <w:right w:val="single" w:sz="4" w:space="4" w:color="auto"/>
+        </w:pBdr>
+        <w:spacing w:line="276" w:lineRule="auto"/>
+        <w:jc w:val="both"/>
+        <w:rPr>
+          <w:rFonts w:ascii="Arial" w:hAnsi="Arial" w:cs="Arial"/>
+          <w:sz w:val="22"/>
+          <w:szCs w:val="22"/>
+        </w:rPr>
+      </w:pPr>
+      <w:hyperlink r:id="rId16" w:history="1">
+        <w:r>
+          <w:rPr>
+            <w:rStyle w:val="Hipervnculo"/>
+            <w:rFonts w:ascii="Arial" w:hAnsi="Arial" w:cs="Arial"/>
+            <w:sz w:val="22"/>
+            <w:szCs w:val="22"/>
+          </w:rPr>
+          <w:t>https://platzi.com/curs</w:t>
+        </w:r>
+        <w:r>
+          <w:rPr>
+            <w:rStyle w:val="Hipervnculo"/>
+            <w:rFonts w:ascii="Arial" w:hAnsi="Arial" w:cs="Arial"/>
+            <w:sz w:val="22"/>
+            <w:szCs w:val="22"/>
+          </w:rPr>
+          <w:t>o</w:t>
+        </w:r>
+        <w:r>
+          <w:rPr>
+            <w:rStyle w:val="Hipervnculo"/>
+            <w:rFonts w:ascii="Arial" w:hAnsi="Arial" w:cs="Arial"/>
+            <w:sz w:val="22"/>
+            <w:szCs w:val="22"/>
+          </w:rPr>
+          <w:t>s/web-performance/</w:t>
+        </w:r>
+      </w:hyperlink>
+    </w:p>
+    <w:p>
+      <w:pPr>
+        <w:pBdr>
+          <w:top w:val="single" w:sz="4" w:space="1" w:color="auto"/>
+          <w:left w:val="single" w:sz="4" w:space="0" w:color="auto"/>
+          <w:bottom w:val="single" w:sz="4" w:space="1" w:color="auto"/>
+          <w:right w:val="single" w:sz="4" w:space="4" w:color="auto"/>
+        </w:pBdr>
+        <w:spacing w:line="276" w:lineRule="auto"/>
+        <w:jc w:val="both"/>
+        <w:rPr>
+          <w:rFonts w:ascii="Arial" w:hAnsi="Arial" w:cs="Arial"/>
+          <w:sz w:val="22"/>
+          <w:szCs w:val="22"/>
+        </w:rPr>
+      </w:pPr>
+    </w:p>
+    <w:p>
+      <w:pPr>
+        <w:pBdr>
+          <w:top w:val="single" w:sz="4" w:space="1" w:color="auto"/>
+          <w:left w:val="single" w:sz="4" w:space="0" w:color="auto"/>
+          <w:bottom w:val="single" w:sz="4" w:space="1" w:color="auto"/>
+          <w:right w:val="single" w:sz="4" w:space="4" w:color="auto"/>
+        </w:pBdr>
+        <w:spacing w:line="276" w:lineRule="auto"/>
+        <w:jc w:val="both"/>
+      </w:pPr>
+    </w:p>
+    <w:p>
+      <w:pPr>
+        <w:pBdr>
+          <w:top w:val="single" w:sz="4" w:space="1" w:color="auto"/>
+          <w:left w:val="single" w:sz="4" w:space="0" w:color="auto"/>
+          <w:bottom w:val="single" w:sz="4" w:space="1" w:color="auto"/>
+          <w:right w:val="single" w:sz="4" w:space="4" w:color="auto"/>
+        </w:pBdr>
+        <w:spacing w:line="276" w:lineRule="auto"/>
+        <w:jc w:val="both"/>
+        <w:rPr>
+          <w:rFonts w:ascii="Arial" w:hAnsi="Arial" w:cs="Arial"/>
           <w:bCs/>
           <w:sz w:val="22"/>
           <w:szCs w:val="22"/>
         </w:rPr>
       </w:pPr>
-      <w:hyperlink r:id="rId14" w:history="1">
+      <w:r>
+        <w:rPr>
+          <w:rFonts w:ascii="Arial" w:hAnsi="Arial" w:cs="Arial"/>
+          <w:bCs/>
+          <w:sz w:val="22"/>
+          <w:szCs w:val="22"/>
+        </w:rPr>
+        <w:t xml:space="preserve">Que representarán el 50% de la nota de desempeño </w:t>
+      </w:r>
+      <w:r>
+        <w:rPr>
+          <w:rFonts w:ascii="Arial" w:hAnsi="Arial" w:cs="Arial"/>
+          <w:bCs/>
+          <w:sz w:val="22"/>
+          <w:szCs w:val="22"/>
+        </w:rPr>
+        <w:t>de cada</w:t>
+      </w:r>
+      <w:r>
+        <w:rPr>
+          <w:rFonts w:ascii="Arial" w:hAnsi="Arial" w:cs="Arial"/>
+          <w:bCs/>
+          <w:sz w:val="22"/>
+          <w:szCs w:val="22"/>
+        </w:rPr>
+        <w:t xml:space="preserve"> momento.</w:t>
+      </w:r>
+    </w:p>
+    <w:p>
+      <w:pPr>
+        <w:pBdr>
+          <w:top w:val="single" w:sz="4" w:space="1" w:color="auto"/>
+          <w:left w:val="single" w:sz="4" w:space="0" w:color="auto"/>
+          <w:bottom w:val="single" w:sz="4" w:space="1" w:color="auto"/>
+          <w:right w:val="single" w:sz="4" w:space="4" w:color="auto"/>
+        </w:pBdr>
+        <w:spacing w:line="276" w:lineRule="auto"/>
+        <w:jc w:val="both"/>
+        <w:rPr>
+          <w:rFonts w:ascii="Arial" w:hAnsi="Arial" w:cs="Arial"/>
+          <w:bCs/>
+          <w:sz w:val="22"/>
+          <w:szCs w:val="22"/>
+        </w:rPr>
+      </w:pPr>
+    </w:p>
+    <w:p>
+      <w:pPr>
+        <w:pBdr>
+          <w:top w:val="single" w:sz="4" w:space="1" w:color="auto"/>
+          <w:left w:val="single" w:sz="4" w:space="0" w:color="auto"/>
+          <w:bottom w:val="single" w:sz="4" w:space="1" w:color="auto"/>
+          <w:right w:val="single" w:sz="4" w:space="4" w:color="auto"/>
+        </w:pBdr>
+        <w:spacing w:line="276" w:lineRule="auto"/>
+        <w:jc w:val="both"/>
+        <w:rPr>
+          <w:rFonts w:ascii="Arial" w:hAnsi="Arial" w:cs="Arial"/>
+          <w:bCs/>
+          <w:sz w:val="22"/>
+          <w:szCs w:val="22"/>
+        </w:rPr>
+      </w:pPr>
+      <w:r>
+        <w:rPr>
+          <w:rFonts w:ascii="Arial" w:hAnsi="Arial" w:cs="Arial"/>
+          <w:bCs/>
+          <w:sz w:val="22"/>
+          <w:szCs w:val="22"/>
+        </w:rPr>
+        <w:t>Se dispone de un repositorio para salvaguardar el historial de las guías y ejercicios realizados en clase.</w:t>
+      </w:r>
+    </w:p>
+    <w:p>
+      <w:pPr>
+        <w:pBdr>
+          <w:top w:val="single" w:sz="4" w:space="1" w:color="auto"/>
+          <w:left w:val="single" w:sz="4" w:space="0" w:color="auto"/>
+          <w:bottom w:val="single" w:sz="4" w:space="1" w:color="auto"/>
+          <w:right w:val="single" w:sz="4" w:space="4" w:color="auto"/>
+        </w:pBdr>
+        <w:spacing w:line="276" w:lineRule="auto"/>
+        <w:jc w:val="both"/>
+        <w:rPr>
+          <w:rFonts w:ascii="Arial" w:hAnsi="Arial" w:cs="Arial"/>
+          <w:bCs/>
+          <w:sz w:val="22"/>
+          <w:szCs w:val="22"/>
+        </w:rPr>
+      </w:pPr>
+      <w:hyperlink r:id="rId17" w:history="1">
         <w:r>
           <w:rPr>
             <w:rStyle w:val="Hipervnculo"/>
@@ -2236,7 +2754,7 @@
             <w:sz w:val="22"/>
             <w:szCs w:val="22"/>
           </w:rPr>
-          <w:t>https://platzi.com/ruta/web-react/?school=_escuela_web_</w:t>
+          <w:t>https://github.com/ProSachi/Med-s1-Lunes-6-15-Web2-virtual.git</w:t>
         </w:r>
       </w:hyperlink>
     </w:p>
@@ -2257,6 +2775,24 @@
           <w:szCs w:val="22"/>
         </w:rPr>
       </w:pPr>
+    </w:p>
+    <w:p>
+      <w:pPr>
+        <w:pBdr>
+          <w:top w:val="single" w:sz="4" w:space="1" w:color="auto"/>
+          <w:left w:val="single" w:sz="4" w:space="0" w:color="auto"/>
+          <w:bottom w:val="single" w:sz="4" w:space="1" w:color="auto"/>
+          <w:right w:val="single" w:sz="4" w:space="4" w:color="auto"/>
+        </w:pBdr>
+        <w:spacing w:line="276" w:lineRule="auto"/>
+        <w:jc w:val="both"/>
+        <w:rPr>
+          <w:rFonts w:ascii="Arial" w:hAnsi="Arial" w:cs="Arial"/>
+          <w:bCs/>
+          <w:sz w:val="22"/>
+          <w:szCs w:val="22"/>
+        </w:rPr>
+      </w:pPr>
       <w:r>
         <w:rPr>
           <w:rFonts w:ascii="Arial" w:hAnsi="Arial" w:cs="Arial"/>
@@ -2264,8 +2800,56 @@
           <w:sz w:val="22"/>
           <w:szCs w:val="22"/>
         </w:rPr>
-        <w:t>Que representarán el 50% de la nota de desempeño del segundo y tercer momento.</w:t>
+        <w:t>Formulario de entrega de los momentos del proyecto integrador.</w:t>
       </w:r>
+    </w:p>
+    <w:p>
+      <w:pPr>
+        <w:pBdr>
+          <w:top w:val="single" w:sz="4" w:space="1" w:color="auto"/>
+          <w:left w:val="single" w:sz="4" w:space="0" w:color="auto"/>
+          <w:bottom w:val="single" w:sz="4" w:space="1" w:color="auto"/>
+          <w:right w:val="single" w:sz="4" w:space="4" w:color="auto"/>
+        </w:pBdr>
+        <w:spacing w:line="276" w:lineRule="auto"/>
+        <w:jc w:val="both"/>
+        <w:rPr>
+          <w:rFonts w:ascii="Arial" w:hAnsi="Arial" w:cs="Arial"/>
+          <w:bCs/>
+          <w:sz w:val="22"/>
+          <w:szCs w:val="22"/>
+        </w:rPr>
+      </w:pPr>
+      <w:hyperlink r:id="rId18" w:history="1">
+        <w:r>
+          <w:rPr>
+            <w:rStyle w:val="Hipervnculo"/>
+            <w:rFonts w:ascii="Arial" w:hAnsi="Arial" w:cs="Arial"/>
+            <w:bCs/>
+            <w:sz w:val="22"/>
+            <w:szCs w:val="22"/>
+          </w:rPr>
+          <w:t>https://forms.office.com/r/Yn8VAc3mTg?origin=lprLink</w:t>
+        </w:r>
+      </w:hyperlink>
+    </w:p>
+    <w:p>
+      <w:pPr>
+        <w:pBdr>
+          <w:top w:val="single" w:sz="4" w:space="1" w:color="auto"/>
+          <w:left w:val="single" w:sz="4" w:space="0" w:color="auto"/>
+          <w:bottom w:val="single" w:sz="4" w:space="1" w:color="auto"/>
+          <w:right w:val="single" w:sz="4" w:space="4" w:color="auto"/>
+        </w:pBdr>
+        <w:spacing w:line="276" w:lineRule="auto"/>
+        <w:jc w:val="both"/>
+        <w:rPr>
+          <w:rFonts w:ascii="Arial" w:hAnsi="Arial" w:cs="Arial"/>
+          <w:bCs/>
+          <w:sz w:val="22"/>
+          <w:szCs w:val="22"/>
+        </w:rPr>
+      </w:pPr>
     </w:p>
     <w:p>
       <w:pPr>
@@ -2351,8 +2935,22 @@
           <w:sz w:val="22"/>
           <w:szCs w:val="22"/>
         </w:rPr>
+        <w:lastRenderedPageBreak/>
         <w:t>(Campo para diligenciamiento del docente de acuerdo con las fechas establecidas en el calendario académico)</w:t>
       </w:r>
+    </w:p>
+    <w:p>
+      <w:pPr>
+        <w:spacing w:line="276" w:lineRule="auto"/>
+        <w:jc w:val="both"/>
+        <w:rPr>
+          <w:rFonts w:ascii="Arial" w:hAnsi="Arial" w:cs="Arial"/>
+          <w:b/>
+          <w:bCs/>
+          <w:sz w:val="22"/>
+          <w:szCs w:val="22"/>
+        </w:rPr>
+      </w:pPr>
     </w:p>
     <w:p>
       <w:pPr>
@@ -2462,6 +3060,12 @@
                 <w:rFonts w:ascii="Arial" w:hAnsi="Arial" w:cs="Arial"/>
               </w:rPr>
             </w:pPr>
+            <w:r>
+              <w:rPr>
+                <w:rFonts w:ascii="Arial" w:hAnsi="Arial" w:cs="Arial"/>
+              </w:rPr>
+              <w:t>20 de abril</w:t>
+            </w:r>
           </w:p>
         </w:tc>
       </w:tr>
@@ -2498,6 +3102,24 @@
                 <w:rFonts w:ascii="Arial" w:hAnsi="Arial" w:cs="Arial"/>
               </w:rPr>
             </w:pPr>
+            <w:r>
+              <w:rPr>
+                <w:rFonts w:ascii="Arial" w:hAnsi="Arial" w:cs="Arial"/>
+              </w:rPr>
+              <w:t>2</w:t>
+            </w:r>
+            <w:r>
+              <w:rPr>
+                <w:rFonts w:ascii="Arial" w:hAnsi="Arial" w:cs="Arial"/>
+              </w:rPr>
+              <w:t>7</w:t>
+            </w:r>
+            <w:r>
+              <w:rPr>
+                <w:rFonts w:ascii="Arial" w:hAnsi="Arial" w:cs="Arial"/>
+              </w:rPr>
+              <w:t xml:space="preserve"> de abril</w:t>
+            </w:r>
           </w:p>
         </w:tc>
       </w:tr>
@@ -2536,6 +3158,24 @@
                 <w:rFonts w:ascii="Arial" w:hAnsi="Arial" w:cs="Arial"/>
               </w:rPr>
             </w:pPr>
+            <w:r>
+              <w:rPr>
+                <w:rFonts w:ascii="Arial" w:hAnsi="Arial" w:cs="Arial"/>
+              </w:rPr>
+              <w:t xml:space="preserve">1 </w:t>
+            </w:r>
+            <w:r>
+              <w:rPr>
+                <w:rFonts w:ascii="Arial" w:hAnsi="Arial" w:cs="Arial"/>
+              </w:rPr>
+              <w:t>de</w:t>
+            </w:r>
+            <w:r>
+              <w:rPr>
+                <w:rFonts w:ascii="Arial" w:hAnsi="Arial" w:cs="Arial"/>
+              </w:rPr>
+              <w:t xml:space="preserve"> junio</w:t>
+            </w:r>
           </w:p>
         </w:tc>
       </w:tr>
@@ -2572,6 +3212,30 @@
                 <w:rFonts w:ascii="Arial" w:hAnsi="Arial" w:cs="Arial"/>
               </w:rPr>
             </w:pPr>
+            <w:r>
+              <w:rPr>
+                <w:rFonts w:ascii="Arial" w:hAnsi="Arial" w:cs="Arial"/>
+              </w:rPr>
+              <w:t>7</w:t>
+            </w:r>
+            <w:r>
+              <w:rPr>
+                <w:rFonts w:ascii="Arial" w:hAnsi="Arial" w:cs="Arial"/>
+              </w:rPr>
+              <w:t xml:space="preserve"> </w:t>
+            </w:r>
+            <w:r>
+              <w:rPr>
+                <w:rFonts w:ascii="Arial" w:hAnsi="Arial" w:cs="Arial"/>
+              </w:rPr>
+              <w:t>de</w:t>
+            </w:r>
+            <w:r>
+              <w:rPr>
+                <w:rFonts w:ascii="Arial" w:hAnsi="Arial" w:cs="Arial"/>
+              </w:rPr>
+              <w:t xml:space="preserve"> junio</w:t>
+            </w:r>
           </w:p>
         </w:tc>
       </w:tr>
@@ -2609,6 +3273,12 @@
                 <w:rFonts w:ascii="Arial" w:hAnsi="Arial" w:cs="Arial"/>
               </w:rPr>
             </w:pPr>
+            <w:r>
+              <w:rPr>
+                <w:rFonts w:ascii="Arial" w:hAnsi="Arial" w:cs="Arial"/>
+              </w:rPr>
+              <w:t>6 de julio</w:t>
+            </w:r>
           </w:p>
         </w:tc>
       </w:tr>
@@ -2645,6 +3315,12 @@
                 <w:rFonts w:ascii="Arial" w:hAnsi="Arial" w:cs="Arial"/>
               </w:rPr>
             </w:pPr>
+            <w:r>
+              <w:rPr>
+                <w:rFonts w:ascii="Arial" w:hAnsi="Arial" w:cs="Arial"/>
+              </w:rPr>
+              <w:t>6 de julio</w:t>
+            </w:r>
           </w:p>
         </w:tc>
       </w:tr>
@@ -3003,7 +3679,6 @@
                 <w:sz w:val="18"/>
                 <w:szCs w:val="18"/>
               </w:rPr>
-              <w:lastRenderedPageBreak/>
               <w:t>Jaqueline Barragán Romero</w:t>
             </w:r>
           </w:p>
@@ -3058,7 +3733,6 @@
                 <w:sz w:val="18"/>
                 <w:szCs w:val="18"/>
               </w:rPr>
-              <w:lastRenderedPageBreak/>
               <w:t>Paula Andrea Restrepo</w:t>
             </w:r>
           </w:p>
@@ -3109,7 +3783,6 @@
                 <w:szCs w:val="18"/>
                 <w:lang w:val="es-ES"/>
               </w:rPr>
-              <w:lastRenderedPageBreak/>
               <w:t>Iván</w:t>
             </w:r>
             <w:r>
@@ -3202,7 +3875,6 @@
                 <w:szCs w:val="18"/>
                 <w:lang w:val="es-ES"/>
               </w:rPr>
-              <w:lastRenderedPageBreak/>
               <w:t xml:space="preserve">Rober De </w:t>
             </w:r>
             <w:proofErr w:type="spellStart"/>
@@ -3459,7 +4131,6 @@
                 <w:lang w:val="es-ES"/>
               </w:rPr>
             </w:pPr>
-            <w:proofErr w:type="gramStart"/>
             <w:r>
               <w:rPr>
                 <w:rFonts w:eastAsia="Calibri"/>
@@ -3482,20 +4153,7 @@
                 <w:szCs w:val="18"/>
                 <w:lang w:val="es-ES"/>
               </w:rPr>
-              <w:t xml:space="preserve">  –</w:t>
-            </w:r>
-            <w:proofErr w:type="gramEnd"/>
-            <w:r>
-              <w:rPr>
-                <w:rFonts w:eastAsia="Calibri"/>
-                <w:b w:val="0"/>
-                <w:bCs w:val="0"/>
-                <w:color w:val="000000" w:themeColor="text1"/>
-                <w:sz w:val="18"/>
-                <w:szCs w:val="18"/>
-                <w:lang w:val="es-ES"/>
-              </w:rPr>
-              <w:t xml:space="preserve"> </w:t>
+              <w:t xml:space="preserve">  – </w:t>
             </w:r>
             <w:r>
               <w:rPr>
@@ -4176,8 +4834,8 @@
       </w:pPr>
     </w:p>
     <w:sectPr>
-      <w:headerReference w:type="default" r:id="rId15"/>
-      <w:footerReference w:type="default" r:id="rId16"/>
+      <w:headerReference w:type="default" r:id="rId19"/>
+      <w:footerReference w:type="default" r:id="rId20"/>
       <w:pgSz w:w="12242" w:h="15842" w:code="1"/>
       <w:pgMar w:top="1134" w:right="902" w:bottom="1134" w:left="1418" w:header="851" w:footer="851" w:gutter="0"/>
       <w:cols w:space="720"/>
@@ -11310,6 +11968,23 @@
 </file>
 
 <file path=customXml/item1.xml><?xml version="1.0" encoding="utf-8"?>
+<p:properties xmlns:p="http://schemas.microsoft.com/office/2006/metadata/properties" xmlns:xsi="http://www.w3.org/2001/XMLSchema-instance" xmlns:pc="http://schemas.microsoft.com/office/infopath/2007/PartnerControls">
+  <documentManagement>
+    <_ip_UnifiedCompliancePolicyUIAction xmlns="http://schemas.microsoft.com/sharepoint/v3" xsi:nil="true"/>
+    <_ip_UnifiedCompliancePolicyProperties xmlns="http://schemas.microsoft.com/sharepoint/v3" xsi:nil="true"/>
+    <lcf76f155ced4ddcb4097134ff3c332f xmlns="e364e41e-398d-4167-87d3-c97410ef5eeb">
+      <Terms xmlns="http://schemas.microsoft.com/office/infopath/2007/PartnerControls"/>
+    </lcf76f155ced4ddcb4097134ff3c332f>
+    <TaxCatchAll xmlns="fb528d08-8605-4de9-a4d2-e212fea69824" xsi:nil="true"/>
+  </documentManagement>
+</p:properties>
+</file>
+
+<file path=customXml/item2.xml><?xml version="1.0" encoding="utf-8"?>
+<b:Sources xmlns:b="http://schemas.openxmlformats.org/officeDocument/2006/bibliography" xmlns="http://schemas.openxmlformats.org/officeDocument/2006/bibliography" SelectedStyle="\APASixthEditionOfficeOnline.xsl" StyleName="APA" Version="6"/>
+</file>
+
+<file path=customXml/item3.xml><?xml version="1.0" encoding="utf-8"?>
 <ct:contentTypeSchema xmlns:ct="http://schemas.microsoft.com/office/2006/metadata/contentType" xmlns:ma="http://schemas.microsoft.com/office/2006/metadata/properties/metaAttributes" ct:_="" ma:_="" ma:contentTypeName="Documento" ma:contentTypeID="0x01010022E764831B68B241ADE0FFD9790864C9" ma:contentTypeVersion="18" ma:contentTypeDescription="Crear nuevo documento." ma:contentTypeScope="" ma:versionID="19c62ab33c30f812b397a2879a248ab6">
   <xsd:schema xmlns:xsd="http://www.w3.org/2001/XMLSchema" xmlns:xs="http://www.w3.org/2001/XMLSchema" xmlns:p="http://schemas.microsoft.com/office/2006/metadata/properties" xmlns:ns1="http://schemas.microsoft.com/sharepoint/v3" xmlns:ns2="fb528d08-8605-4de9-a4d2-e212fea69824" xmlns:ns3="e364e41e-398d-4167-87d3-c97410ef5eeb" targetNamespace="http://schemas.microsoft.com/office/2006/metadata/properties" ma:root="true" ma:fieldsID="753d5e02262db9a30a8ce235ceacc572" ns1:_="" ns2:_="" ns3:_="">
     <xsd:import namespace="http://schemas.microsoft.com/sharepoint/v3"/>
@@ -11567,23 +12242,6 @@
 </ct:contentTypeSchema>
 </file>
 
-<file path=customXml/item2.xml><?xml version="1.0" encoding="utf-8"?>
-<b:Sources xmlns:b="http://schemas.openxmlformats.org/officeDocument/2006/bibliography" xmlns="http://schemas.openxmlformats.org/officeDocument/2006/bibliography" SelectedStyle="\APASixthEditionOfficeOnline.xsl" StyleName="APA" Version="6"/>
-</file>
-
-<file path=customXml/item3.xml><?xml version="1.0" encoding="utf-8"?>
-<p:properties xmlns:p="http://schemas.microsoft.com/office/2006/metadata/properties" xmlns:xsi="http://www.w3.org/2001/XMLSchema-instance" xmlns:pc="http://schemas.microsoft.com/office/infopath/2007/PartnerControls">
-  <documentManagement>
-    <_ip_UnifiedCompliancePolicyUIAction xmlns="http://schemas.microsoft.com/sharepoint/v3" xsi:nil="true"/>
-    <_ip_UnifiedCompliancePolicyProperties xmlns="http://schemas.microsoft.com/sharepoint/v3" xsi:nil="true"/>
-    <lcf76f155ced4ddcb4097134ff3c332f xmlns="e364e41e-398d-4167-87d3-c97410ef5eeb">
-      <Terms xmlns="http://schemas.microsoft.com/office/infopath/2007/PartnerControls"/>
-    </lcf76f155ced4ddcb4097134ff3c332f>
-    <TaxCatchAll xmlns="fb528d08-8605-4de9-a4d2-e212fea69824" xsi:nil="true"/>
-  </documentManagement>
-</p:properties>
-</file>
-
 <file path=customXml/item4.xml><?xml version="1.0" encoding="utf-8"?>
 <?mso-contentType ?>
 <FormTemplates xmlns="http://schemas.microsoft.com/sharepoint/v3/contenttype/forms">
@@ -11594,6 +12252,26 @@
 </file>
 
 <file path=customXml/itemProps1.xml><?xml version="1.0" encoding="utf-8"?>
+<ds:datastoreItem xmlns:ds="http://schemas.openxmlformats.org/officeDocument/2006/customXml" ds:itemID="{B6FB8993-579F-4DED-9164-261DF16F17BC}">
+  <ds:schemaRefs>
+    <ds:schemaRef ds:uri="http://schemas.microsoft.com/office/2006/metadata/properties"/>
+    <ds:schemaRef ds:uri="http://schemas.microsoft.com/office/infopath/2007/PartnerControls"/>
+    <ds:schemaRef ds:uri="http://schemas.microsoft.com/sharepoint/v3"/>
+    <ds:schemaRef ds:uri="e364e41e-398d-4167-87d3-c97410ef5eeb"/>
+    <ds:schemaRef ds:uri="fb528d08-8605-4de9-a4d2-e212fea69824"/>
+  </ds:schemaRefs>
+</ds:datastoreItem>
+</file>
+
+<file path=customXml/itemProps2.xml><?xml version="1.0" encoding="utf-8"?>
+<ds:datastoreItem xmlns:ds="http://schemas.openxmlformats.org/officeDocument/2006/customXml" ds:itemID="{719C53C8-6477-46F0-91B2-9F1066145A2E}">
+  <ds:schemaRefs>
+    <ds:schemaRef ds:uri="http://schemas.openxmlformats.org/officeDocument/2006/bibliography"/>
+  </ds:schemaRefs>
+</ds:datastoreItem>
+</file>
+
+<file path=customXml/itemProps3.xml><?xml version="1.0" encoding="utf-8"?>
 <ds:datastoreItem xmlns:ds="http://schemas.openxmlformats.org/officeDocument/2006/customXml" ds:itemID="{994DB990-BA64-4730-B2D2-EB608B870F66}">
   <ds:schemaRefs>
     <ds:schemaRef ds:uri="http://schemas.microsoft.com/office/2006/metadata/contentType"/>
@@ -11613,26 +12291,6 @@
 </ds:datastoreItem>
 </file>
 
-<file path=customXml/itemProps2.xml><?xml version="1.0" encoding="utf-8"?>
-<ds:datastoreItem xmlns:ds="http://schemas.openxmlformats.org/officeDocument/2006/customXml" ds:itemID="{719C53C8-6477-46F0-91B2-9F1066145A2E}">
-  <ds:schemaRefs>
-    <ds:schemaRef ds:uri="http://schemas.openxmlformats.org/officeDocument/2006/bibliography"/>
-  </ds:schemaRefs>
-</ds:datastoreItem>
-</file>
-
-<file path=customXml/itemProps3.xml><?xml version="1.0" encoding="utf-8"?>
-<ds:datastoreItem xmlns:ds="http://schemas.openxmlformats.org/officeDocument/2006/customXml" ds:itemID="{B6FB8993-579F-4DED-9164-261DF16F17BC}">
-  <ds:schemaRefs>
-    <ds:schemaRef ds:uri="http://schemas.microsoft.com/office/2006/metadata/properties"/>
-    <ds:schemaRef ds:uri="http://schemas.microsoft.com/office/infopath/2007/PartnerControls"/>
-    <ds:schemaRef ds:uri="http://schemas.microsoft.com/sharepoint/v3"/>
-    <ds:schemaRef ds:uri="e364e41e-398d-4167-87d3-c97410ef5eeb"/>
-    <ds:schemaRef ds:uri="fb528d08-8605-4de9-a4d2-e212fea69824"/>
-  </ds:schemaRefs>
-</ds:datastoreItem>
-</file>
-
 <file path=customXml/itemProps4.xml><?xml version="1.0" encoding="utf-8"?>
 <ds:datastoreItem xmlns:ds="http://schemas.openxmlformats.org/officeDocument/2006/customXml" ds:itemID="{1A078964-D09C-44B4-8577-FC6AF74D9725}">
   <ds:schemaRefs>
